--- a/ALL_FILES/module-14-microbiology-keys-to-success.docx
+++ b/ALL_FILES/module-14-microbiology-keys-to-success.docx
@@ -14,37 +14,42 @@
     </w:p>
     <w:p>
       <w:r>
-        <w:t>1. Introduction to Microbiology and Health</w:t>
+        <w:t>1. The World of Prokaryotes</w:t>
       </w:r>
     </w:p>
     <w:p>
       <w:r>
-        <w:t>Define microbiology in the context of human biology  Distinguish among bacteria, archaea, and eukaryotic microbes (fungi, protists) at a survey level  Explain how microbes can be commensal, mutualistic, or pathogenic  Describe common routes of transmission for infectious agents   2. Observing and Classifying Bacteria</w:t>
+        <w:t>Explain why prokaryotes (bacteria and archaea) are the most abundant and diverse organisms on Earth  Describe the basic structure of a prokaryotic cell: circular chromosome (nucleoid), plasma membrane, cell wall, and optional structures like capsule, flagella, and pili  Compare Gram-positive (thick peptidoglycan) and Gram-negative (thin peptidoglycan + outer membrane) cell walls, and explain why this distinction matters for treatment  Describe the three basic bacterial shapes: cocci (spheres), bacilli (rods), and spirilla (spirals)   2. Prokaryotic Reproduction, Growth, and Metabolism</w:t>
       </w:r>
     </w:p>
     <w:p>
       <w:r>
-        <w:t>Describe basic bacterial cell structure and shapes (cocci, bacilli, spirilla)  Compare gram-positive and gram-negative cell envelopes and why Gram staining is useful  Explain the purpose of culture media and aseptic technique in the lab   3. Bacterial Growth and Control</w:t>
+        <w:t>Explain binary fission as the primary mode of prokaryotic reproduction and why it produces clones  Describe the three ways bacteria gain genetic variation: transformation, transduction, and conjugation  Distinguish phototrophs from chemotrophs in how prokaryotes obtain energy  Identify environmental factors that influence bacterial growth (temperature, pH, moisture, nutrients)   3. Bacterial Disease and the Antibiotic Crisis</w:t>
       </w:r>
     </w:p>
     <w:p>
       <w:r>
-        <w:t>Outline binary fission and factors that influence bacterial growth  Describe how antibiotics act and why antibiotic resistance is a clinical problem  Identify practical measures that limit spread of bacterial infection   4. Viruses</w:t>
+        <w:t>Recognize that all known pathogenic prokaryotes are bacteria (no pathogenic archaea are known)  Explain how bacteria cause disease (e.g., toxin production, tissue invasion)  Describe why antibiotic resistance develops: natural selection favors resistant bacteria when antibiotics are overused or courses are incomplete  Identify MRSA as a real-world example of antibiotic resistance  List practical measures that reduce the spread of bacterial infections (hand hygiene, proper antibiotic use, sanitation)   4. Viruses</w:t>
       </w:r>
     </w:p>
     <w:p>
       <w:r>
-        <w:t>Describe viral structure (genome, capsid, envelope when present)  Explain why viruses are obligate intracellular parasites  Compare lytic and lysogenic cycles at a conceptual level  Discuss the role of vaccination in preventing viral disease   5. Fungi, Parasites, and Prions (Survey)</w:t>
+        <w:t>Describe viral structure: nucleic acid genome surrounded by a protein capsid, sometimes with an envelope  Explain why viruses are classified as non-living by many biologists (no metabolism, cannot reproduce independently)  Compare the lytic cycle (immediate host cell destruction) with the lysogenic cycle (viral DNA integrates into host)  Discuss how vaccines prevent viral disease at a population level   5. Fungi</w:t>
       </w:r>
     </w:p>
     <w:p>
       <w:r>
-        <w:t>Identify common fungal infections and risk factors  Distinguish protozoan from helminth parasites with examples  Define prions and how they differ from cellular microbes   6. Host Defenses</w:t>
+        <w:t>Explain that fungi are eukaryotic heterotrophs that digest food externally using exoenzymes, then absorb nutrients  Recognize that fungi are more closely related to animals than to plants  Identify common types of mycoses: cutaneous (e.g., athlete's foot), systemic (e.g., valley fever), and opportunistic (e.g., Candida in immunocompromised patients)  Explain why fungal infections are harder to treat than bacterial infections (fungi are eukaryotes, so antibiotics don't work on them)  Describe the ecological role of fungi as decomposers that recycle organic nutrients   6. Protists, Parasites, and Prions (Survey)</w:t>
       </w:r>
     </w:p>
     <w:p>
       <w:r>
-        <w:t>Describe first-line barriers (skin, mucosa, secretions)  Explain inflammation as a coordinated response to infection  Introduce how the immune system recognizes and clears pathogens    Study Tips</w:t>
+        <w:t>Distinguish protozoan parasites (single-celled eukaryotes) from helminth parasites (multicellular worms) with one example of each  Define prions as misfolded proteins that cause disease without any nucleic acid genome   7. Host Defenses (Introduction)</w:t>
+      </w:r>
+    </w:p>
+    <w:p>
+      <w:r>
+        <w:t>Describe first-line barriers: skin, mucous membranes, and chemical secretions (tears, saliva, stomach acid)  Explain the inflammatory response as a coordinated defense involving redness, heat, swelling, and pain  Introduce the concept that the immune system can specifically recognize and remember pathogens    Study Tips</w:t>
       </w:r>
     </w:p>
     <w:sectPr>

--- a/ALL_FILES/module-14-microbiology-keys-to-success.docx
+++ b/ALL_FILES/module-14-microbiology-keys-to-success.docx
@@ -3,53 +3,397 @@
 <w:document xmlns:wpc="http://schemas.microsoft.com/office/word/2010/wordprocessingCanvas" xmlns:mo="http://schemas.microsoft.com/office/mac/office/2008/main" xmlns:mc="http://schemas.openxmlformats.org/markup-compatibility/2006" xmlns:mv="urn:schemas-microsoft-com:mac:vml" xmlns:o="urn:schemas-microsoft-com:office:office" xmlns:r="http://schemas.openxmlformats.org/officeDocument/2006/relationships" xmlns:m="http://schemas.openxmlformats.org/officeDocument/2006/math" xmlns:v="urn:schemas-microsoft-com:vml" xmlns:wp14="http://schemas.microsoft.com/office/word/2010/wordprocessingDrawing" xmlns:wp="http://schemas.openxmlformats.org/drawingml/2006/wordprocessingDrawing" xmlns:w10="urn:schemas-microsoft-com:office:word" xmlns:w="http://schemas.openxmlformats.org/wordprocessingml/2006/main" xmlns:w14="http://schemas.microsoft.com/office/word/2010/wordml" xmlns:wpg="http://schemas.microsoft.com/office/word/2010/wordprocessingGroup" xmlns:wpi="http://schemas.microsoft.com/office/word/2010/wordprocessingInk" xmlns:wne="http://schemas.microsoft.com/office/word/2006/wordml" xmlns:wps="http://schemas.microsoft.com/office/word/2010/wordprocessingShape" mc:Ignorable="w14 wp14">
   <w:body>
     <w:p>
+      <w:pPr>
+        <w:pStyle w:val="Heading1"/>
+      </w:pPr>
       <w:r>
         <w:t>Module 14: Microbiology — Keys to Success</w:t>
       </w:r>
     </w:p>
     <w:p>
+      <w:pPr>
+        <w:pStyle w:val="Heading2"/>
+      </w:pPr>
       <w:r>
         <w:t>Key Learning Objectives</w:t>
       </w:r>
     </w:p>
     <w:p>
+      <w:pPr>
+        <w:pStyle w:val="Heading3"/>
+      </w:pPr>
       <w:r>
         <w:t>1. The World of Prokaryotes</w:t>
       </w:r>
     </w:p>
     <w:p>
       <w:r>
-        <w:t>Explain why prokaryotes (bacteria and archaea) are the most abundant and diverse organisms on Earth  Describe the basic structure of a prokaryotic cell: circular chromosome (nucleoid), plasma membrane, cell wall, and optional structures like capsule, flagella, and pili  Compare Gram-positive (thick peptidoglycan) and Gram-negative (thin peptidoglycan + outer membrane) cell walls, and explain why this distinction matters for treatment  Describe the three basic bacterial shapes: cocci (spheres), bacilli (rods), and spirilla (spirals)   2. Prokaryotic Reproduction, Growth, and Metabolism</w:t>
+        <w:t xml:space="preserve">• </w:t>
+      </w:r>
+      <w:r>
+        <w:t>Explain why prokaryotes (bacteria and archaea) are the most abundant and diverse organisms on Earth</w:t>
       </w:r>
     </w:p>
     <w:p>
       <w:r>
-        <w:t>Explain binary fission as the primary mode of prokaryotic reproduction and why it produces clones  Describe the three ways bacteria gain genetic variation: transformation, transduction, and conjugation  Distinguish phototrophs from chemotrophs in how prokaryotes obtain energy  Identify environmental factors that influence bacterial growth (temperature, pH, moisture, nutrients)   3. Bacterial Disease and the Antibiotic Crisis</w:t>
+        <w:t xml:space="preserve">• </w:t>
+      </w:r>
+      <w:r>
+        <w:t>Describe the basic structure of a prokaryotic cell: circular chromosome (nucleoid), plasma membrane, cell wall, and optional structures like capsule, flagella, and pili</w:t>
       </w:r>
     </w:p>
     <w:p>
       <w:r>
-        <w:t>Recognize that all known pathogenic prokaryotes are bacteria (no pathogenic archaea are known)  Explain how bacteria cause disease (e.g., toxin production, tissue invasion)  Describe why antibiotic resistance develops: natural selection favors resistant bacteria when antibiotics are overused or courses are incomplete  Identify MRSA as a real-world example of antibiotic resistance  List practical measures that reduce the spread of bacterial infections (hand hygiene, proper antibiotic use, sanitation)   4. Viruses</w:t>
+        <w:t xml:space="preserve">• </w:t>
+      </w:r>
+      <w:r>
+        <w:t>Compare Gram-positive (thick peptidoglycan) and Gram-negative (thin peptidoglycan + outer membrane) cell walls, and explain why this distinction matters for treatment</w:t>
       </w:r>
     </w:p>
     <w:p>
       <w:r>
-        <w:t>Describe viral structure: nucleic acid genome surrounded by a protein capsid, sometimes with an envelope  Explain why viruses are classified as non-living by many biologists (no metabolism, cannot reproduce independently)  Compare the lytic cycle (immediate host cell destruction) with the lysogenic cycle (viral DNA integrates into host)  Discuss how vaccines prevent viral disease at a population level   5. Fungi</w:t>
+        <w:t xml:space="preserve">• </w:t>
+      </w:r>
+      <w:r>
+        <w:t>Describe the three basic bacterial shapes: cocci (spheres), bacilli (rods), and spirilla (spirals)</w:t>
+      </w:r>
+    </w:p>
+    <w:p>
+      <w:pPr>
+        <w:pStyle w:val="Heading3"/>
+      </w:pPr>
+      <w:r>
+        <w:t>2. Prokaryotic Reproduction, Growth, and Metabolism</w:t>
       </w:r>
     </w:p>
     <w:p>
       <w:r>
-        <w:t>Explain that fungi are eukaryotic heterotrophs that digest food externally using exoenzymes, then absorb nutrients  Recognize that fungi are more closely related to animals than to plants  Identify common types of mycoses: cutaneous (e.g., athlete's foot), systemic (e.g., valley fever), and opportunistic (e.g., Candida in immunocompromised patients)  Explain why fungal infections are harder to treat than bacterial infections (fungi are eukaryotes, so antibiotics don't work on them)  Describe the ecological role of fungi as decomposers that recycle organic nutrients   6. Protists, Parasites, and Prions (Survey)</w:t>
+        <w:t xml:space="preserve">• </w:t>
+      </w:r>
+      <w:r>
+        <w:t>Explain binary fission as the primary mode of prokaryotic reproduction and why it produces clones</w:t>
       </w:r>
     </w:p>
     <w:p>
       <w:r>
-        <w:t>Distinguish protozoan parasites (single-celled eukaryotes) from helminth parasites (multicellular worms) with one example of each  Define prions as misfolded proteins that cause disease without any nucleic acid genome   7. Host Defenses (Introduction)</w:t>
+        <w:t xml:space="preserve">• </w:t>
+      </w:r>
+      <w:r>
+        <w:t>Describe the three ways bacteria gain genetic variation: transformation, transduction, and conjugation</w:t>
       </w:r>
     </w:p>
     <w:p>
       <w:r>
-        <w:t>Describe first-line barriers: skin, mucous membranes, and chemical secretions (tears, saliva, stomach acid)  Explain the inflammatory response as a coordinated defense involving redness, heat, swelling, and pain  Introduce the concept that the immune system can specifically recognize and remember pathogens    Study Tips</w:t>
+        <w:t xml:space="preserve">• </w:t>
+      </w:r>
+      <w:r>
+        <w:t>Distinguish phototrophs from chemotrophs in how prokaryotes obtain energy</w:t>
+      </w:r>
+    </w:p>
+    <w:p>
+      <w:r>
+        <w:t xml:space="preserve">• </w:t>
+      </w:r>
+      <w:r>
+        <w:t>Identify environmental factors that influence bacterial growth (temperature, pH, moisture, nutrients)</w:t>
+      </w:r>
+    </w:p>
+    <w:p>
+      <w:pPr>
+        <w:pStyle w:val="Heading3"/>
+      </w:pPr>
+      <w:r>
+        <w:t>3. Bacterial Disease and the Antibiotic Crisis</w:t>
+      </w:r>
+    </w:p>
+    <w:p>
+      <w:r>
+        <w:t xml:space="preserve">• </w:t>
+      </w:r>
+      <w:r>
+        <w:t>Recognize that all known pathogenic prokaryotes are bacteria (no pathogenic archaea are known)</w:t>
+      </w:r>
+    </w:p>
+    <w:p>
+      <w:r>
+        <w:t xml:space="preserve">• </w:t>
+      </w:r>
+      <w:r>
+        <w:t>Explain how bacteria cause disease (e.g., toxin production, tissue invasion)</w:t>
+      </w:r>
+    </w:p>
+    <w:p>
+      <w:r>
+        <w:t xml:space="preserve">• </w:t>
+      </w:r>
+      <w:r>
+        <w:t>Describe why antibiotic resistance develops: natural selection favors resistant bacteria when antibiotics are overused or courses are incomplete</w:t>
+      </w:r>
+    </w:p>
+    <w:p>
+      <w:r>
+        <w:t xml:space="preserve">• </w:t>
+      </w:r>
+      <w:r>
+        <w:t>Identify MRSA as a real-world example of antibiotic resistance</w:t>
+      </w:r>
+    </w:p>
+    <w:p>
+      <w:r>
+        <w:t xml:space="preserve">• </w:t>
+      </w:r>
+      <w:r>
+        <w:t>List practical measures that reduce the spread of bacterial infections (hand hygiene, proper antibiotic use, sanitation)</w:t>
+      </w:r>
+    </w:p>
+    <w:p>
+      <w:pPr>
+        <w:pStyle w:val="Heading3"/>
+      </w:pPr>
+      <w:r>
+        <w:t>4. Viruses</w:t>
+      </w:r>
+    </w:p>
+    <w:p>
+      <w:r>
+        <w:t xml:space="preserve">• </w:t>
+      </w:r>
+      <w:r>
+        <w:t>Describe viral structure: nucleic acid genome surrounded by a protein capsid, sometimes with an envelope</w:t>
+      </w:r>
+    </w:p>
+    <w:p>
+      <w:r>
+        <w:t xml:space="preserve">• </w:t>
+      </w:r>
+      <w:r>
+        <w:t>Explain why viruses are classified as non-living by many biologists (no metabolism, cannot reproduce independently)</w:t>
+      </w:r>
+    </w:p>
+    <w:p>
+      <w:r>
+        <w:t xml:space="preserve">• </w:t>
+      </w:r>
+      <w:r>
+        <w:t>Compare the lytic cycle (immediate host cell destruction) with the lysogenic cycle (viral DNA integrates into host)</w:t>
+      </w:r>
+    </w:p>
+    <w:p>
+      <w:r>
+        <w:t xml:space="preserve">• </w:t>
+      </w:r>
+      <w:r>
+        <w:t>Discuss how vaccines prevent viral disease at a population level</w:t>
+      </w:r>
+    </w:p>
+    <w:p>
+      <w:pPr>
+        <w:pStyle w:val="Heading3"/>
+      </w:pPr>
+      <w:r>
+        <w:t>5. Fungi</w:t>
+      </w:r>
+    </w:p>
+    <w:p>
+      <w:r>
+        <w:t xml:space="preserve">• </w:t>
+      </w:r>
+      <w:r>
+        <w:t>Explain that fungi are eukaryotic heterotrophs that digest food externally using exoenzymes, then absorb nutrients</w:t>
+      </w:r>
+    </w:p>
+    <w:p>
+      <w:r>
+        <w:t xml:space="preserve">• </w:t>
+      </w:r>
+      <w:r>
+        <w:t>Recognize that fungi are more closely related to animals than to plants</w:t>
+      </w:r>
+    </w:p>
+    <w:p>
+      <w:r>
+        <w:t xml:space="preserve">• </w:t>
+      </w:r>
+      <w:r>
+        <w:t>Identify common types of mycoses: cutaneous (e.g., athlete's foot), systemic (e.g., valley fever), and opportunistic (e.g., Candida in immunocompromised patients)</w:t>
+      </w:r>
+    </w:p>
+    <w:p>
+      <w:r>
+        <w:t xml:space="preserve">• </w:t>
+      </w:r>
+      <w:r>
+        <w:t>Explain why fungal infections are harder to treat than bacterial infections (fungi are eukaryotes, so antibiotics don't work on them)</w:t>
+      </w:r>
+    </w:p>
+    <w:p>
+      <w:r>
+        <w:t xml:space="preserve">• </w:t>
+      </w:r>
+      <w:r>
+        <w:t>Describe the ecological role of fungi as decomposers that recycle organic nutrients</w:t>
+      </w:r>
+    </w:p>
+    <w:p>
+      <w:pPr>
+        <w:pStyle w:val="Heading3"/>
+      </w:pPr>
+      <w:r>
+        <w:t>6. Protists, Parasites, and Prions (Survey)</w:t>
+      </w:r>
+    </w:p>
+    <w:p>
+      <w:r>
+        <w:t xml:space="preserve">• </w:t>
+      </w:r>
+      <w:r>
+        <w:t>Distinguish protozoan parasites (single-celled eukaryotes) from helminth parasites (multicellular worms) with one example of each</w:t>
+      </w:r>
+    </w:p>
+    <w:p>
+      <w:r>
+        <w:t xml:space="preserve">• </w:t>
+      </w:r>
+      <w:r>
+        <w:t>Define prions as misfolded proteins that cause disease without any nucleic acid genome</w:t>
+      </w:r>
+    </w:p>
+    <w:p>
+      <w:pPr>
+        <w:pStyle w:val="Heading3"/>
+      </w:pPr>
+      <w:r>
+        <w:t>7. Host Defenses (Introduction)</w:t>
+      </w:r>
+    </w:p>
+    <w:p>
+      <w:r>
+        <w:t xml:space="preserve">• </w:t>
+      </w:r>
+      <w:r>
+        <w:t>Describe first-line barriers: skin, mucous membranes, and chemical secretions (tears, saliva, stomach acid)</w:t>
+      </w:r>
+    </w:p>
+    <w:p>
+      <w:r>
+        <w:t xml:space="preserve">• </w:t>
+      </w:r>
+      <w:r>
+        <w:t>Explain the inflammatory response as a coordinated defense involving redness, heat, swelling, and pain</w:t>
+      </w:r>
+    </w:p>
+    <w:p>
+      <w:r>
+        <w:t xml:space="preserve">• </w:t>
+      </w:r>
+      <w:r>
+        <w:t>Introduce the concept that the immune system can specifically recognize and remember pathogens</w:t>
+      </w:r>
+    </w:p>
+    <w:p>
+      <w:pPr>
+        <w:pStyle w:val="Heading2"/>
+      </w:pPr>
+      <w:r>
+        <w:t>Study Tips</w:t>
+      </w:r>
+    </w:p>
+    <w:p>
+      <w:r>
+        <w:t xml:space="preserve">1. </w:t>
+      </w:r>
+      <w:r>
+        <w:rPr>
+          <w:b/>
+        </w:rPr>
+        <w:t>Sketch and compare</w:t>
+      </w:r>
+      <w:r>
+        <w:t xml:space="preserve"> a Gram-positive vs. Gram-negative cell wall — label the peptidoglycan and outer membrane. This is a critical distinction in the textbook (Chapter 13.1).</w:t>
+      </w:r>
+    </w:p>
+    <w:p>
+      <w:r>
+        <w:t xml:space="preserve">2. </w:t>
+      </w:r>
+      <w:r>
+        <w:rPr>
+          <w:b/>
+        </w:rPr>
+        <w:t>Build a comparison table</w:t>
+      </w:r>
+      <w:r>
+        <w:t xml:space="preserve"> of bacteria vs. viruses vs. fungi covering: cell type, structure, how they obtain energy, how they reproduce, and how infections are treated.</w:t>
+      </w:r>
+    </w:p>
+    <w:p>
+      <w:r>
+        <w:t xml:space="preserve">3. </w:t>
+      </w:r>
+      <w:r>
+        <w:rPr>
+          <w:b/>
+        </w:rPr>
+        <w:t>Explain the antibiotic crisis</w:t>
+      </w:r>
+      <w:r>
+        <w:t xml:space="preserve"> in your own words — why does incomplete antibiotic use lead to resistant populations? Think about natural selection.</w:t>
+      </w:r>
+    </w:p>
+    <w:p>
+      <w:r>
+        <w:t xml:space="preserve">4. </w:t>
+      </w:r>
+      <w:r>
+        <w:rPr>
+          <w:b/>
+        </w:rPr>
+        <w:t>Trace the path</w:t>
+      </w:r>
+      <w:r>
+        <w:t xml:space="preserve"> of a fungal infection: how do fungi obtain nutrients externally, and why are immunocompromised patients at higher risk?</w:t>
+      </w:r>
+    </w:p>
+    <w:p>
+      <w:r>
+        <w:t xml:space="preserve">5. </w:t>
+      </w:r>
+      <w:r>
+        <w:rPr>
+          <w:b/>
+        </w:rPr>
+        <w:t>Connect to lab work</w:t>
+      </w:r>
+      <w:r>
+        <w:t>: relate agar plating, aseptic technique, Gram staining, and colony isolation to the concepts in lecture.</w:t>
+      </w:r>
+    </w:p>
+    <w:p>
+      <w:r>
+        <w:t xml:space="preserve">6. </w:t>
+      </w:r>
+      <w:r>
+        <w:rPr>
+          <w:b/>
+        </w:rPr>
+        <w:t>Use the textbook figures</w:t>
+      </w:r>
+      <w:r>
+        <w:t>: the Gram staining diagram (Figure 13.6) and fungal structure images (Figure 13.20) are especially helpful for visual learning.</w:t>
+      </w:r>
+    </w:p>
+    <w:p>
+      <w:r>
+        <w:t xml:space="preserve">7. </w:t>
+      </w:r>
+      <w:r>
+        <w:rPr>
+          <w:b/>
+        </w:rPr>
+        <w:t>Link public health</w:t>
+      </w:r>
+      <w:r>
+        <w:t xml:space="preserve"> to microbiology: connect hand hygiene, vaccination, and food safety to specific routes of transmission.</w:t>
       </w:r>
     </w:p>
     <w:sectPr>
